--- a/备课材料/课件/数据与计算-项目一-探秘鸟类研究-课件大纲.docx
+++ b/备课材料/课件/数据与计算-项目一-探秘鸟类研究-课件大纲.docx
@@ -4,60 +4,59 @@
   <w:body>
     <w:p>
       <w:pPr>
-        <w:pStyle w:val="Heading1"/>
+        <w:spacing w:before="0" w:after="120" w:line="300" w:lineRule="auto"/>
       </w:pPr>
       <w:r>
         <w:rPr>
-          <w:rFonts w:ascii="宋体" w:hAnsi="宋体"/>
-        </w:rPr>
-      </w:r>
-      <w:r>
-        <w:rPr>
-          <w:rFonts w:ascii="宋体" w:hAnsi="宋体" w:eastAsia="宋体"/>
+          <w:rFonts w:ascii="Times New Roman" w:hAnsi="Times New Roman" w:eastAsia="黑体"/>
           <w:b/>
-          <w:sz w:val="24"/>
+          <w:color w:val="000000"/>
+          <w:sz w:val="36"/>
         </w:rPr>
         <w:t>课件大纲：探秘鸟类研究——认识数据、信息与知识</w:t>
       </w:r>
     </w:p>
     <w:p>
       <w:pPr>
-        <w:ind w:left="360"/>
+        <w:spacing w:before="0" w:after="120" w:line="300" w:lineRule="auto"/>
       </w:pPr>
       <w:r>
         <w:rPr>
-          <w:rFonts w:ascii="宋体" w:hAnsi="宋体" w:eastAsia="宋体"/>
+          <w:rFonts w:ascii="Times New Roman" w:hAnsi="Times New Roman" w:eastAsia="宋体"/>
           <w:b w:val="0"/>
           <w:sz w:val="24"/>
         </w:rPr>
-        <w:t>按 4 课时组织，可在此基础上配图（鸟类照片、记录表截图、图表示例）</w:t>
+        <w:t>&gt; 按 4 课时组织，可在此基础上配图（鸟类照片、记录表截图、图表示例），建议制作配套 PPT。</w:t>
       </w:r>
     </w:p>
     <w:p>
       <w:pPr>
-        <w:pStyle w:val="Heading2"/>
+        <w:pBdr>
+          <w:bottom w:val="single" w:sz="6" w:space="1" w:color="1F6FB2"/>
+        </w:pBdr>
+      </w:pPr>
+    </w:p>
+    <w:p>
+      <w:pPr>
+        <w:spacing w:before="120" w:after="120" w:line="300" w:lineRule="auto"/>
       </w:pPr>
       <w:r>
         <w:rPr>
-          <w:rFonts w:ascii="宋体" w:hAnsi="宋体"/>
+          <w:rFonts w:ascii="Times New Roman" w:hAnsi="Times New Roman" w:eastAsia="黑体"/>
+          <w:b/>
+          <w:color w:val="1F6FB2"/>
+          <w:sz w:val="32"/>
         </w:rPr>
-      </w:r>
-      <w:r>
-        <w:rPr>
-          <w:rFonts w:ascii="宋体" w:hAnsi="宋体" w:eastAsia="宋体"/>
-          <w:b/>
-          <w:sz w:val="24"/>
-        </w:rPr>
-        <w:t>第1课时：项目立项</w:t>
+        <w:t>第1课时　项目立项</w:t>
       </w:r>
     </w:p>
     <w:p>
       <w:pPr>
-        <w:ind w:left="480"/>
+        <w:pStyle w:val="ListBullet"/>
       </w:pPr>
       <w:r>
         <w:rPr>
-          <w:rFonts w:ascii="宋体" w:hAnsi="宋体" w:eastAsia="宋体"/>
+          <w:rFonts w:ascii="Times New Roman" w:hAnsi="Times New Roman" w:eastAsia="宋体"/>
           <w:b w:val="0"/>
           <w:sz w:val="24"/>
         </w:rPr>
@@ -66,11 +65,11 @@
     </w:p>
     <w:p>
       <w:pPr>
-        <w:ind w:left="480"/>
+        <w:pStyle w:val="ListBullet"/>
       </w:pPr>
       <w:r>
         <w:rPr>
-          <w:rFonts w:ascii="宋体" w:hAnsi="宋体" w:eastAsia="宋体"/>
+          <w:rFonts w:ascii="Times New Roman" w:hAnsi="Times New Roman" w:eastAsia="宋体"/>
           <w:b w:val="0"/>
           <w:sz w:val="24"/>
         </w:rPr>
@@ -79,50 +78,24 @@
     </w:p>
     <w:p>
       <w:pPr>
-        <w:ind w:left="480"/>
+        <w:pStyle w:val="ListBullet"/>
       </w:pPr>
       <w:r>
         <w:rPr>
-          <w:rFonts w:ascii="宋体" w:hAnsi="宋体" w:eastAsia="宋体"/>
+          <w:rFonts w:ascii="Times New Roman" w:hAnsi="Times New Roman" w:eastAsia="宋体"/>
           <w:b w:val="0"/>
           <w:sz w:val="24"/>
         </w:rPr>
-        <w:t>概念初识：</w:t>
+        <w:t>概念初识：一组鸟类观察记录 → 这些都是"数据"；数据 = 记录客观事物的符号（数字、文字、图形、声音…）</w:t>
       </w:r>
     </w:p>
     <w:p>
       <w:pPr>
-        <w:ind w:left="480"/>
+        <w:pStyle w:val="ListBullet"/>
       </w:pPr>
       <w:r>
         <w:rPr>
-          <w:rFonts w:ascii="宋体" w:hAnsi="宋体" w:eastAsia="宋体"/>
-          <w:b w:val="0"/>
-          <w:sz w:val="24"/>
-        </w:rPr>
-        <w:t>一组鸟类观察记录 → 这些都是"数据"</w:t>
-      </w:r>
-    </w:p>
-    <w:p>
-      <w:pPr>
-        <w:ind w:left="480"/>
-      </w:pPr>
-      <w:r>
-        <w:rPr>
-          <w:rFonts w:ascii="宋体" w:hAnsi="宋体" w:eastAsia="宋体"/>
-          <w:b w:val="0"/>
-          <w:sz w:val="24"/>
-        </w:rPr>
-        <w:t>数据 = 记录客观事物的符号（数字、文字、图形、声音…）</w:t>
-      </w:r>
-    </w:p>
-    <w:p>
-      <w:pPr>
-        <w:ind w:left="480"/>
-      </w:pPr>
-      <w:r>
-        <w:rPr>
-          <w:rFonts w:ascii="宋体" w:hAnsi="宋体" w:eastAsia="宋体"/>
+          <w:rFonts w:ascii="Times New Roman" w:hAnsi="Times New Roman" w:eastAsia="宋体"/>
           <w:b w:val="0"/>
           <w:sz w:val="24"/>
         </w:rPr>
@@ -131,11 +104,11 @@
     </w:p>
     <w:p>
       <w:pPr>
-        <w:ind w:left="480"/>
+        <w:pStyle w:val="ListBullet"/>
       </w:pPr>
       <w:r>
         <w:rPr>
-          <w:rFonts w:ascii="宋体" w:hAnsi="宋体" w:eastAsia="宋体"/>
+          <w:rFonts w:ascii="Times New Roman" w:hAnsi="Times New Roman" w:eastAsia="宋体"/>
           <w:b w:val="0"/>
           <w:sz w:val="24"/>
         </w:rPr>
@@ -144,29 +117,32 @@
     </w:p>
     <w:p>
       <w:pPr>
-        <w:pStyle w:val="Heading2"/>
+        <w:pBdr>
+          <w:bottom w:val="single" w:sz="6" w:space="1" w:color="1F6FB2"/>
+        </w:pBdr>
+      </w:pPr>
+    </w:p>
+    <w:p>
+      <w:pPr>
+        <w:spacing w:before="120" w:after="120" w:line="300" w:lineRule="auto"/>
       </w:pPr>
       <w:r>
         <w:rPr>
-          <w:rFonts w:ascii="宋体" w:hAnsi="宋体"/>
+          <w:rFonts w:ascii="Times New Roman" w:hAnsi="Times New Roman" w:eastAsia="黑体"/>
+          <w:b/>
+          <w:color w:val="1F6FB2"/>
+          <w:sz w:val="32"/>
         </w:rPr>
-      </w:r>
-      <w:r>
-        <w:rPr>
-          <w:rFonts w:ascii="宋体" w:hAnsi="宋体" w:eastAsia="宋体"/>
-          <w:b/>
-          <w:sz w:val="24"/>
-        </w:rPr>
-        <w:t>第2课时：数据收集</w:t>
+        <w:t>第2课时　数据收集</w:t>
       </w:r>
     </w:p>
     <w:p>
       <w:pPr>
-        <w:ind w:left="480"/>
+        <w:pStyle w:val="ListBullet"/>
       </w:pPr>
       <w:r>
         <w:rPr>
-          <w:rFonts w:ascii="宋体" w:hAnsi="宋体" w:eastAsia="宋体"/>
+          <w:rFonts w:ascii="Times New Roman" w:hAnsi="Times New Roman" w:eastAsia="宋体"/>
           <w:b w:val="0"/>
           <w:sz w:val="24"/>
         </w:rPr>
@@ -175,11 +151,11 @@
     </w:p>
     <w:p>
       <w:pPr>
-        <w:ind w:left="480"/>
+        <w:pStyle w:val="ListBullet"/>
       </w:pPr>
       <w:r>
         <w:rPr>
-          <w:rFonts w:ascii="宋体" w:hAnsi="宋体" w:eastAsia="宋体"/>
+          <w:rFonts w:ascii="Times New Roman" w:hAnsi="Times New Roman" w:eastAsia="宋体"/>
           <w:b w:val="0"/>
           <w:sz w:val="24"/>
         </w:rPr>
@@ -188,11 +164,11 @@
     </w:p>
     <w:p>
       <w:pPr>
-        <w:ind w:left="480"/>
+        <w:pStyle w:val="ListBullet"/>
       </w:pPr>
       <w:r>
         <w:rPr>
-          <w:rFonts w:ascii="宋体" w:hAnsi="宋体" w:eastAsia="宋体"/>
+          <w:rFonts w:ascii="Times New Roman" w:hAnsi="Times New Roman" w:eastAsia="宋体"/>
           <w:b w:val="0"/>
           <w:sz w:val="24"/>
         </w:rPr>
@@ -201,11 +177,11 @@
     </w:p>
     <w:p>
       <w:pPr>
-        <w:ind w:left="480"/>
+        <w:pStyle w:val="ListBullet"/>
       </w:pPr>
       <w:r>
         <w:rPr>
-          <w:rFonts w:ascii="宋体" w:hAnsi="宋体" w:eastAsia="宋体"/>
+          <w:rFonts w:ascii="Times New Roman" w:hAnsi="Times New Roman" w:eastAsia="宋体"/>
           <w:b w:val="0"/>
           <w:sz w:val="24"/>
         </w:rPr>
@@ -214,11 +190,11 @@
     </w:p>
     <w:p>
       <w:pPr>
-        <w:ind w:left="480"/>
+        <w:pStyle w:val="ListBullet"/>
       </w:pPr>
       <w:r>
         <w:rPr>
-          <w:rFonts w:ascii="宋体" w:hAnsi="宋体" w:eastAsia="宋体"/>
+          <w:rFonts w:ascii="Times New Roman" w:hAnsi="Times New Roman" w:eastAsia="宋体"/>
           <w:b w:val="0"/>
           <w:sz w:val="24"/>
         </w:rPr>
@@ -227,29 +203,32 @@
     </w:p>
     <w:p>
       <w:pPr>
-        <w:pStyle w:val="Heading2"/>
+        <w:pBdr>
+          <w:bottom w:val="single" w:sz="6" w:space="1" w:color="1F6FB2"/>
+        </w:pBdr>
+      </w:pPr>
+    </w:p>
+    <w:p>
+      <w:pPr>
+        <w:spacing w:before="120" w:after="120" w:line="300" w:lineRule="auto"/>
       </w:pPr>
       <w:r>
         <w:rPr>
-          <w:rFonts w:ascii="宋体" w:hAnsi="宋体"/>
+          <w:rFonts w:ascii="Times New Roman" w:hAnsi="Times New Roman" w:eastAsia="黑体"/>
+          <w:b/>
+          <w:color w:val="1F6FB2"/>
+          <w:sz w:val="32"/>
         </w:rPr>
-      </w:r>
-      <w:r>
-        <w:rPr>
-          <w:rFonts w:ascii="宋体" w:hAnsi="宋体" w:eastAsia="宋体"/>
-          <w:b/>
-          <w:sz w:val="24"/>
-        </w:rPr>
-        <w:t>第3课时：分析提炼</w:t>
+        <w:t>第3课时　分析提炼</w:t>
       </w:r>
     </w:p>
     <w:p>
       <w:pPr>
-        <w:ind w:left="480"/>
+        <w:pStyle w:val="ListBullet"/>
       </w:pPr>
       <w:r>
         <w:rPr>
-          <w:rFonts w:ascii="宋体" w:hAnsi="宋体" w:eastAsia="宋体"/>
+          <w:rFonts w:ascii="Times New Roman" w:hAnsi="Times New Roman" w:eastAsia="宋体"/>
           <w:b w:val="0"/>
           <w:sz w:val="24"/>
         </w:rPr>
@@ -258,11 +237,11 @@
     </w:p>
     <w:p>
       <w:pPr>
-        <w:ind w:left="480"/>
+        <w:pStyle w:val="ListBullet"/>
       </w:pPr>
       <w:r>
         <w:rPr>
-          <w:rFonts w:ascii="宋体" w:hAnsi="宋体" w:eastAsia="宋体"/>
+          <w:rFonts w:ascii="Times New Roman" w:hAnsi="Times New Roman" w:eastAsia="宋体"/>
           <w:b w:val="0"/>
           <w:sz w:val="24"/>
         </w:rPr>
@@ -271,11 +250,11 @@
     </w:p>
     <w:p>
       <w:pPr>
-        <w:ind w:left="480"/>
+        <w:pStyle w:val="ListBullet"/>
       </w:pPr>
       <w:r>
         <w:rPr>
-          <w:rFonts w:ascii="宋体" w:hAnsi="宋体" w:eastAsia="宋体"/>
+          <w:rFonts w:ascii="Times New Roman" w:hAnsi="Times New Roman" w:eastAsia="宋体"/>
           <w:b w:val="0"/>
           <w:sz w:val="24"/>
         </w:rPr>
@@ -284,11 +263,11 @@
     </w:p>
     <w:p>
       <w:pPr>
-        <w:ind w:left="480"/>
+        <w:pStyle w:val="ListBullet"/>
       </w:pPr>
       <w:r>
         <w:rPr>
-          <w:rFonts w:ascii="宋体" w:hAnsi="宋体" w:eastAsia="宋体"/>
+          <w:rFonts w:ascii="Times New Roman" w:hAnsi="Times New Roman" w:eastAsia="宋体"/>
           <w:b w:val="0"/>
           <w:sz w:val="24"/>
         </w:rPr>
@@ -297,11 +276,11 @@
     </w:p>
     <w:p>
       <w:pPr>
-        <w:ind w:left="480"/>
+        <w:pStyle w:val="ListBullet"/>
       </w:pPr>
       <w:r>
         <w:rPr>
-          <w:rFonts w:ascii="宋体" w:hAnsi="宋体" w:eastAsia="宋体"/>
+          <w:rFonts w:ascii="Times New Roman" w:hAnsi="Times New Roman" w:eastAsia="宋体"/>
           <w:b w:val="0"/>
           <w:sz w:val="24"/>
         </w:rPr>
@@ -310,29 +289,32 @@
     </w:p>
     <w:p>
       <w:pPr>
-        <w:pStyle w:val="Heading2"/>
+        <w:pBdr>
+          <w:bottom w:val="single" w:sz="6" w:space="1" w:color="1F6FB2"/>
+        </w:pBdr>
+      </w:pPr>
+    </w:p>
+    <w:p>
+      <w:pPr>
+        <w:spacing w:before="120" w:after="120" w:line="300" w:lineRule="auto"/>
       </w:pPr>
       <w:r>
         <w:rPr>
-          <w:rFonts w:ascii="宋体" w:hAnsi="宋体"/>
+          <w:rFonts w:ascii="Times New Roman" w:hAnsi="Times New Roman" w:eastAsia="黑体"/>
+          <w:b/>
+          <w:color w:val="1F6FB2"/>
+          <w:sz w:val="32"/>
         </w:rPr>
-      </w:r>
-      <w:r>
-        <w:rPr>
-          <w:rFonts w:ascii="宋体" w:hAnsi="宋体" w:eastAsia="宋体"/>
-          <w:b/>
-          <w:sz w:val="24"/>
-        </w:rPr>
-        <w:t>第4课时：成果展示</w:t>
+        <w:t>第4课时　成果展示</w:t>
       </w:r>
     </w:p>
     <w:p>
       <w:pPr>
-        <w:ind w:left="480"/>
+        <w:pStyle w:val="ListBullet"/>
       </w:pPr>
       <w:r>
         <w:rPr>
-          <w:rFonts w:ascii="宋体" w:hAnsi="宋体" w:eastAsia="宋体"/>
+          <w:rFonts w:ascii="Times New Roman" w:hAnsi="Times New Roman" w:eastAsia="宋体"/>
           <w:b w:val="0"/>
           <w:sz w:val="24"/>
         </w:rPr>
@@ -341,11 +323,11 @@
     </w:p>
     <w:p>
       <w:pPr>
-        <w:ind w:left="480"/>
+        <w:pStyle w:val="ListBullet"/>
       </w:pPr>
       <w:r>
         <w:rPr>
-          <w:rFonts w:ascii="宋体" w:hAnsi="宋体" w:eastAsia="宋体"/>
+          <w:rFonts w:ascii="Times New Roman" w:hAnsi="Times New Roman" w:eastAsia="宋体"/>
           <w:b w:val="0"/>
           <w:sz w:val="24"/>
         </w:rPr>
@@ -354,11 +336,11 @@
     </w:p>
     <w:p>
       <w:pPr>
-        <w:ind w:left="480"/>
+        <w:pStyle w:val="ListBullet"/>
       </w:pPr>
       <w:r>
         <w:rPr>
-          <w:rFonts w:ascii="宋体" w:hAnsi="宋体" w:eastAsia="宋体"/>
+          <w:rFonts w:ascii="Times New Roman" w:hAnsi="Times New Roman" w:eastAsia="宋体"/>
           <w:b w:val="0"/>
           <w:sz w:val="24"/>
         </w:rPr>
@@ -367,11 +349,11 @@
     </w:p>
     <w:p>
       <w:pPr>
-        <w:ind w:left="480"/>
+        <w:pStyle w:val="ListBullet"/>
       </w:pPr>
       <w:r>
         <w:rPr>
-          <w:rFonts w:ascii="宋体" w:hAnsi="宋体" w:eastAsia="宋体"/>
+          <w:rFonts w:ascii="Times New Roman" w:hAnsi="Times New Roman" w:eastAsia="宋体"/>
           <w:b w:val="0"/>
           <w:sz w:val="24"/>
         </w:rPr>
@@ -380,11 +362,11 @@
     </w:p>
     <w:p>
       <w:pPr>
-        <w:ind w:left="480"/>
+        <w:pStyle w:val="ListBullet"/>
       </w:pPr>
       <w:r>
         <w:rPr>
-          <w:rFonts w:ascii="宋体" w:hAnsi="宋体" w:eastAsia="宋体"/>
+          <w:rFonts w:ascii="Times New Roman" w:hAnsi="Times New Roman" w:eastAsia="宋体"/>
           <w:b w:val="0"/>
           <w:sz w:val="24"/>
         </w:rPr>
@@ -393,72 +375,75 @@
     </w:p>
     <w:p>
       <w:pPr>
-        <w:pStyle w:val="Heading2"/>
+        <w:pBdr>
+          <w:bottom w:val="single" w:sz="6" w:space="1" w:color="1F6FB2"/>
+        </w:pBdr>
+      </w:pPr>
+    </w:p>
+    <w:p>
+      <w:pPr>
+        <w:spacing w:before="120" w:after="120" w:line="300" w:lineRule="auto"/>
       </w:pPr>
       <w:r>
         <w:rPr>
-          <w:rFonts w:ascii="宋体" w:hAnsi="宋体"/>
-        </w:rPr>
-      </w:r>
-      <w:r>
-        <w:rPr>
-          <w:rFonts w:ascii="宋体" w:hAnsi="宋体" w:eastAsia="宋体"/>
+          <w:rFonts w:ascii="Times New Roman" w:hAnsi="Times New Roman" w:eastAsia="黑体"/>
           <w:b/>
-          <w:sz w:val="24"/>
+          <w:color w:val="1F6FB2"/>
+          <w:sz w:val="32"/>
         </w:rPr>
         <w:t>素材清单（建议补充）</w:t>
       </w:r>
     </w:p>
     <w:p>
       <w:pPr>
-        <w:ind w:left="480"/>
+        <w:pStyle w:val="ListBullet"/>
       </w:pPr>
       <w:r>
         <w:rPr>
-          <w:rFonts w:ascii="宋体" w:hAnsi="宋体" w:eastAsia="宋体"/>
+          <w:rFonts w:ascii="Times New Roman" w:hAnsi="Times New Roman" w:eastAsia="宋体"/>
           <w:b w:val="0"/>
           <w:sz w:val="24"/>
         </w:rPr>
-        <w:t>[ ] 候鸟迁徙视频 / 观鸟照片</w:t>
+        <w:t>候鸟迁徙视频 / 观鸟照片</w:t>
       </w:r>
     </w:p>
     <w:p>
       <w:pPr>
-        <w:ind w:left="480"/>
+        <w:pStyle w:val="ListBullet"/>
       </w:pPr>
       <w:r>
         <w:rPr>
-          <w:rFonts w:ascii="宋体" w:hAnsi="宋体" w:eastAsia="宋体"/>
+          <w:rFonts w:ascii="Times New Roman" w:hAnsi="Times New Roman" w:eastAsia="宋体"/>
           <w:b w:val="0"/>
           <w:sz w:val="24"/>
         </w:rPr>
-        <w:t>[ ] 样例观察记录表截图</w:t>
+        <w:t>样例观察记录表截图</w:t>
       </w:r>
     </w:p>
     <w:p>
       <w:pPr>
-        <w:ind w:left="480"/>
+        <w:pStyle w:val="ListBullet"/>
       </w:pPr>
       <w:r>
         <w:rPr>
-          <w:rFonts w:ascii="宋体" w:hAnsi="宋体" w:eastAsia="宋体"/>
+          <w:rFonts w:ascii="Times New Roman" w:hAnsi="Times New Roman" w:eastAsia="宋体"/>
           <w:b w:val="0"/>
           <w:sz w:val="24"/>
         </w:rPr>
-        <w:t>[ ] 电子表格统计与图表演示（Excel/WPS 录屏或截图）</w:t>
+        <w:t>电子表格统计与图表演示（Excel/WPS 录屏或截图）</w:t>
       </w:r>
     </w:p>
     <w:p>
       <w:pPr>
-        <w:ind w:left="480"/>
+        <w:pStyle w:val="ListBullet"/>
       </w:pPr>
       <w:r>
         <w:rPr>
-          <w:rFonts w:ascii="宋体" w:hAnsi="宋体" w:eastAsia="宋体"/>
+          <w:rFonts w:ascii="Times New Roman" w:hAnsi="Times New Roman" w:eastAsia="宋体"/>
           <w:b w:val="0"/>
           <w:sz w:val="24"/>
         </w:rPr>
-        <w:t>[ ] 评价量表打印版</w:t>
+        <w:t>评价量表打印版</w:t>
       </w:r>
     </w:p>
     <w:sectPr>
@@ -834,10 +819,6 @@
     <w:name w:val="Normal"/>
     <w:qFormat/>
     <w:rsid w:val="00FC693F"/>
-    <w:rPr>
-      <w:rFonts w:ascii="宋体" w:hAnsi="宋体" w:eastAsia="宋体"/>
-      <w:sz w:val="24"/>
-    </w:rPr>
   </w:style>
   <w:style w:type="paragraph" w:styleId="Header">
     <w:name w:val="header"/>
